--- a/작업일지/16주차.docx
+++ b/작업일지/16주차.docx
@@ -1,6 +1,6 @@
 
 <file path=word/document.xml><?xml version="1.0" encoding="utf-8"?>
-<w:document xmlns:wpc="http://schemas.microsoft.com/office/word/2010/wordprocessingCanvas" xmlns:mc="http://schemas.openxmlformats.org/markup-compatibility/2006" xmlns:o="urn:schemas-microsoft-com:office:office" xmlns:r="http://schemas.openxmlformats.org/officeDocument/2006/relationships" xmlns:m="http://schemas.openxmlformats.org/officeDocument/2006/math" xmlns:v="urn:schemas-microsoft-com:vml" xmlns:wp14="http://schemas.microsoft.com/office/word/2010/wordprocessingDrawing" xmlns:wp="http://schemas.openxmlformats.org/drawingml/2006/wordprocessingDrawing" xmlns:w10="urn:schemas-microsoft-com:office:word" xmlns:w="http://schemas.openxmlformats.org/wordprocessingml/2006/main" xmlns:w14="http://schemas.microsoft.com/office/word/2010/wordml" xmlns:wpg="http://schemas.microsoft.com/office/word/2010/wordprocessingGroup" xmlns:wpi="http://schemas.microsoft.com/office/word/2010/wordprocessingInk" xmlns:wne="http://schemas.microsoft.com/office/word/2006/wordml" xmlns:wps="http://schemas.microsoft.com/office/word/2010/wordprocessingShape">
+<w:document xmlns:wpc="http://schemas.microsoft.com/office/word/2010/wordprocessingCanvas" xmlns:cx="http://schemas.microsoft.com/office/drawing/2014/chartex" xmlns:cx1="http://schemas.microsoft.com/office/drawing/2015/9/8/chartex" xmlns:cx2="http://schemas.microsoft.com/office/drawing/2015/10/21/chartex" xmlns:cx3="http://schemas.microsoft.com/office/drawing/2016/5/9/chartex" xmlns:cx4="http://schemas.microsoft.com/office/drawing/2016/5/10/chartex" xmlns:cx5="http://schemas.microsoft.com/office/drawing/2016/5/11/chartex" xmlns:cx6="http://schemas.microsoft.com/office/drawing/2016/5/12/chartex" xmlns:cx7="http://schemas.microsoft.com/office/drawing/2016/5/13/chartex" xmlns:cx8="http://schemas.microsoft.com/office/drawing/2016/5/14/chartex" xmlns:mc="http://schemas.openxmlformats.org/markup-compatibility/2006" xmlns:aink="http://schemas.microsoft.com/office/drawing/2016/ink" xmlns:am3d="http://schemas.microsoft.com/office/drawing/2017/model3d" xmlns:o="urn:schemas-microsoft-com:office:office" xmlns:oel="http://schemas.microsoft.com/office/2019/extlst" xmlns:r="http://schemas.openxmlformats.org/officeDocument/2006/relationships" xmlns:m="http://schemas.openxmlformats.org/officeDocument/2006/math" xmlns:v="urn:schemas-microsoft-com:vml" xmlns:wp14="http://schemas.microsoft.com/office/word/2010/wordprocessingDrawing" xmlns:wp="http://schemas.openxmlformats.org/drawingml/2006/wordprocessingDrawing" xmlns:w10="urn:schemas-microsoft-com:office:word" xmlns:w="http://schemas.openxmlformats.org/wordprocessingml/2006/main" xmlns:w14="http://schemas.microsoft.com/office/word/2010/wordml" xmlns:w15="http://schemas.microsoft.com/office/word/2012/wordml" xmlns:w16cex="http://schemas.microsoft.com/office/word/2018/wordml/cex" xmlns:w16cid="http://schemas.microsoft.com/office/word/2016/wordml/cid" xmlns:w16="http://schemas.microsoft.com/office/word/2018/wordml" xmlns:w16du="http://schemas.microsoft.com/office/word/2023/wordml/word16du" xmlns:w16sdtdh="http://schemas.microsoft.com/office/word/2020/wordml/sdtdatahash" xmlns:w16sdtfl="http://schemas.microsoft.com/office/word/2024/wordml/sdtformatlock" xmlns:w16se="http://schemas.microsoft.com/office/word/2015/wordml/symex" xmlns:wpg="http://schemas.microsoft.com/office/word/2010/wordprocessingGroup" xmlns:wpi="http://schemas.microsoft.com/office/word/2010/wordprocessingInk" xmlns:wne="http://schemas.microsoft.com/office/word/2006/wordml" xmlns:wps="http://schemas.microsoft.com/office/word/2010/wordprocessingShape" mc:Ignorable="w14 w15 w16se w16cid w16 w16cex w16sdtdh w16sdtfl w16du wp14">
   <w:body>
     <w:tbl>
       <w:tblPr>
@@ -19,7 +19,7 @@
       </w:tblGrid>
       <w:tr>
         <w:trPr>
-          <w:trHeight w:val="888" w:hRule="atLeast"/>
+          <w:trHeight w:val="888"/>
         </w:trPr>
         <w:tc>
           <w:tcPr>
@@ -86,25 +86,29 @@
                 <w:rFonts w:hint="eastAsia"/>
                 <w:szCs w:val="20"/>
               </w:rPr>
-              <w:t>2022180003 김도엽</w:t>
-            </w:r>
-            <w:r>
-              <w:rPr>
+              <w:t xml:space="preserve">2022180003 </w:t>
+            </w:r>
+            <w:proofErr w:type="spellStart"/>
+            <w:r>
+              <w:rPr>
+                <w:rFonts w:hint="eastAsia"/>
                 <w:szCs w:val="20"/>
               </w:rPr>
+              <w:t>김도엽</w:t>
+            </w:r>
+            <w:proofErr w:type="spellEnd"/>
+            <w:r>
+              <w:rPr>
+                <w:szCs w:val="20"/>
+              </w:rPr>
               <w:br/>
-            </w:r>
-            <w:r>
-              <w:rPr>
+              <w:t>2020184005</w:t>
+            </w:r>
+            <w:r>
+              <w:rPr>
+                <w:rFonts w:hint="eastAsia"/>
                 <w:szCs w:val="20"/>
               </w:rPr>
-              <w:t>2020184005</w:t>
-            </w:r>
-            <w:r>
-              <w:rPr>
-                <w:rFonts w:hint="eastAsia"/>
-                <w:szCs w:val="20"/>
-              </w:rPr>
               <w:t xml:space="preserve"> 김나현</w:t>
             </w:r>
           </w:p>
@@ -122,6 +126,7 @@
                 <w:sz w:val="22"/>
               </w:rPr>
             </w:pPr>
+            <w:proofErr w:type="spellStart"/>
             <w:r>
               <w:rPr>
                 <w:rFonts w:hint="eastAsia"/>
@@ -130,6 +135,7 @@
               </w:rPr>
               <w:t>팀명</w:t>
             </w:r>
+            <w:proofErr w:type="spellEnd"/>
           </w:p>
         </w:tc>
         <w:tc>
@@ -145,20 +151,30 @@
                 <w:szCs w:val="24"/>
               </w:rPr>
             </w:pPr>
+            <w:proofErr w:type="spellStart"/>
             <w:r>
               <w:rPr>
                 <w:rFonts w:hint="eastAsia"/>
                 <w:sz w:val="24"/>
                 <w:szCs w:val="24"/>
               </w:rPr>
-              <w:t>zl존졸작전사</w:t>
+              <w:t>zl</w:t>
+            </w:r>
+            <w:proofErr w:type="spellEnd"/>
+            <w:r>
+              <w:rPr>
+                <w:rFonts w:hint="eastAsia"/>
+                <w:sz w:val="24"/>
+                <w:szCs w:val="24"/>
+              </w:rPr>
+              <w:t>존졸작전사</w:t>
             </w:r>
           </w:p>
         </w:tc>
       </w:tr>
       <w:tr>
         <w:trPr>
-          <w:trHeight w:val="648" w:hRule="atLeast"/>
+          <w:trHeight w:val="648"/>
         </w:trPr>
         <w:tc>
           <w:tcPr>
@@ -200,16 +216,7 @@
                 <w:rFonts w:hint="eastAsia"/>
                 <w:b/>
               </w:rPr>
-              <w:t>1</w:t>
-            </w:r>
-            <w:r>
-              <w:rPr>
-                <w:lang w:eastAsia="ko-KR"/>
-                <w:rFonts w:hint="eastAsia"/>
-                <w:b/>
-                <w:rtl w:val="off"/>
-              </w:rPr>
-              <w:t>6</w:t>
+              <w:t>16</w:t>
             </w:r>
           </w:p>
         </w:tc>
@@ -253,32 +260,7 @@
                 <w:rFonts w:hint="eastAsia"/>
                 <w:b/>
               </w:rPr>
-              <w:t>2025.05.</w:t>
-            </w:r>
-            <w:r>
-              <w:rPr>
-                <w:lang w:eastAsia="ko-KR"/>
-                <w:rFonts w:hint="eastAsia"/>
-                <w:b/>
-                <w:rtl w:val="off"/>
-              </w:rPr>
-              <w:t>20</w:t>
-            </w:r>
-            <w:r>
-              <w:rPr>
-                <w:rFonts w:hint="eastAsia"/>
-                <w:b/>
-              </w:rPr>
-              <w:t xml:space="preserve"> ~ 2025.05.</w:t>
-            </w:r>
-            <w:r>
-              <w:rPr>
-                <w:lang w:eastAsia="ko-KR"/>
-                <w:rFonts w:hint="eastAsia"/>
-                <w:b/>
-                <w:rtl w:val="off"/>
-              </w:rPr>
-              <w:t>26</w:t>
+              <w:t>2025.05.20 ~ 2025.05.26</w:t>
             </w:r>
           </w:p>
         </w:tc>
@@ -336,7 +318,7 @@
       </w:tr>
       <w:tr>
         <w:trPr>
-          <w:trHeight w:val="1266" w:hRule="atLeast"/>
+          <w:trHeight w:val="1266"/>
         </w:trPr>
         <w:tc>
           <w:tcPr>
@@ -371,7 +353,6 @@
             <w:pPr>
               <w:jc w:val="left"/>
               <w:rPr>
-                <w:rFonts w:hint="eastAsia"/>
                 <w:b/>
                 <w:bCs/>
               </w:rPr>
@@ -384,25 +365,40 @@
               </w:rPr>
               <w:t xml:space="preserve">최재혁: </w:t>
             </w:r>
+            <w:r>
+              <w:rPr>
+                <w:rFonts w:hint="eastAsia"/>
+                <w:b/>
+                <w:bCs/>
+              </w:rPr>
+              <w:t>몬스터(NPC)간 뭉치기 방지 적용</w:t>
+            </w:r>
           </w:p>
           <w:p>
             <w:pPr>
               <w:jc w:val="left"/>
               <w:rPr>
-                <w:lang w:eastAsia="ko-KR"/>
-                <w:rFonts w:hint="eastAsia"/>
                 <w:b/>
                 <w:bCs/>
-                <w:rtl w:val="off"/>
-              </w:rPr>
-            </w:pPr>
+              </w:rPr>
+            </w:pPr>
+            <w:proofErr w:type="spellStart"/>
             <w:r>
               <w:rPr>
                 <w:rFonts w:hint="eastAsia"/>
                 <w:b/>
                 <w:bCs/>
               </w:rPr>
-              <w:t xml:space="preserve">김도엽: </w:t>
+              <w:t>김도엽</w:t>
+            </w:r>
+            <w:proofErr w:type="spellEnd"/>
+            <w:r>
+              <w:rPr>
+                <w:rFonts w:hint="eastAsia"/>
+                <w:b/>
+                <w:bCs/>
+              </w:rPr>
+              <w:t xml:space="preserve">: </w:t>
             </w:r>
           </w:p>
           <w:p>
@@ -419,17 +415,7 @@
                 <w:b/>
                 <w:bCs/>
               </w:rPr>
-              <w:t xml:space="preserve">김나현: </w:t>
-            </w:r>
-            <w:r>
-              <w:rPr>
-                <w:lang w:eastAsia="ko-KR"/>
-                <w:rFonts w:hint="eastAsia"/>
-                <w:b/>
-                <w:bCs/>
-                <w:rtl w:val="off"/>
-              </w:rPr>
-              <w:t>사제 캐릭터 텍스처링</w:t>
+              <w:t>김나현: 사제 캐릭터 텍스처링</w:t>
             </w:r>
           </w:p>
         </w:tc>
@@ -454,60 +440,282 @@
     <w:p>
       <w:pPr>
         <w:pStyle w:val="a3"/>
-        <w:ind w:leftChars="0"/>
         <w:numPr>
           <w:ilvl w:val="0"/>
           <w:numId w:val="1"/>
         </w:numPr>
-        <w:rPr>
-          <w:b/>
-          <w:sz w:val="22"/>
-        </w:rPr>
-      </w:pPr>
-      <w:r>
-        <w:rPr>
-          <w:lang w:eastAsia="ko-KR"/>
+        <w:ind w:leftChars="0"/>
+        <w:rPr>
+          <w:b/>
+          <w:sz w:val="22"/>
+        </w:rPr>
+      </w:pPr>
+      <w:r>
+        <w:rPr>
           <w:rFonts w:hint="eastAsia"/>
           <w:bCs/>
           <w:sz w:val="22"/>
-          <w:rtl w:val="off"/>
-        </w:rPr>
-        <w:t>최재혁</w:t>
-      </w:r>
-      <w:r>
-        <w:rPr>
-          <w:rFonts w:hint="eastAsia"/>
-          <w:bCs/>
-          <w:sz w:val="22"/>
-        </w:rPr>
-        <w:t>:</w:t>
+        </w:rPr>
+        <w:t>최재혁:</w:t>
       </w:r>
     </w:p>
     <w:p>
       <w:pPr>
         <w:pStyle w:val="a3"/>
-        <w:ind w:leftChars="0"/>
+        <w:ind w:leftChars="0" w:left="720"/>
+        <w:rPr>
+          <w:b/>
+          <w:sz w:val="22"/>
+        </w:rPr>
+      </w:pPr>
+      <w:r>
+        <w:rPr>
+          <w:rFonts w:hint="eastAsia"/>
+          <w:b/>
+          <w:noProof/>
+          <w:sz w:val="22"/>
+        </w:rPr>
+        <w:drawing>
+          <wp:inline distT="0" distB="0" distL="0" distR="0" wp14:anchorId="70986372" wp14:editId="3CA318A8">
+            <wp:extent cx="4586288" cy="2900045"/>
+            <wp:effectExtent l="0" t="0" r="5080" b="0"/>
+            <wp:docPr id="170960140" name="그림 3"/>
+            <wp:cNvGraphicFramePr>
+              <a:graphicFrameLocks xmlns:a="http://schemas.openxmlformats.org/drawingml/2006/main" noChangeAspect="1"/>
+            </wp:cNvGraphicFramePr>
+            <a:graphic xmlns:a="http://schemas.openxmlformats.org/drawingml/2006/main">
+              <a:graphicData uri="http://schemas.openxmlformats.org/drawingml/2006/picture">
+                <pic:pic xmlns:pic="http://schemas.openxmlformats.org/drawingml/2006/picture">
+                  <pic:nvPicPr>
+                    <pic:cNvPr id="0" name="Picture 1"/>
+                    <pic:cNvPicPr>
+                      <a:picLocks noChangeAspect="1" noChangeArrowheads="1"/>
+                    </pic:cNvPicPr>
+                  </pic:nvPicPr>
+                  <pic:blipFill>
+                    <a:blip r:embed="rId5" cstate="print">
+                      <a:extLst>
+                        <a:ext uri="{28A0092B-C50C-407E-A947-70E740481C1C}">
+                          <a14:useLocalDpi xmlns:a14="http://schemas.microsoft.com/office/drawing/2010/main" val="0"/>
+                        </a:ext>
+                      </a:extLst>
+                    </a:blip>
+                    <a:srcRect/>
+                    <a:stretch>
+                      <a:fillRect/>
+                    </a:stretch>
+                  </pic:blipFill>
+                  <pic:spPr bwMode="auto">
+                    <a:xfrm>
+                      <a:off x="0" y="0"/>
+                      <a:ext cx="4588605" cy="2901510"/>
+                    </a:xfrm>
+                    <a:prstGeom prst="rect">
+                      <a:avLst/>
+                    </a:prstGeom>
+                    <a:noFill/>
+                    <a:ln>
+                      <a:noFill/>
+                    </a:ln>
+                  </pic:spPr>
+                </pic:pic>
+              </a:graphicData>
+            </a:graphic>
+          </wp:inline>
+        </w:drawing>
+      </w:r>
+    </w:p>
+    <w:p>
+      <w:pPr>
+        <w:pStyle w:val="a3"/>
+        <w:rPr>
+          <w:b/>
+          <w:sz w:val="22"/>
+        </w:rPr>
+      </w:pPr>
+      <w:r>
+        <w:rPr>
+          <w:rFonts w:hint="eastAsia"/>
+          <w:b/>
+          <w:sz w:val="22"/>
+        </w:rPr>
+        <w:t>몬스터</w:t>
+      </w:r>
+      <w:r>
+        <w:rPr>
+          <w:b/>
+          <w:sz w:val="22"/>
+        </w:rPr>
+        <w:t xml:space="preserve"> 뭉치기 방지</w:t>
+      </w:r>
+    </w:p>
+    <w:p>
+      <w:pPr>
+        <w:pStyle w:val="a3"/>
+        <w:rPr>
+          <w:b/>
+          <w:sz w:val="22"/>
+        </w:rPr>
+      </w:pPr>
+      <w:r>
+        <w:rPr>
+          <w:b/>
+          <w:sz w:val="22"/>
+        </w:rPr>
+        <w:t>A*로 먼저 플레이어로의 방향으로 초기 힘 설정 후</w:t>
+      </w:r>
+    </w:p>
+    <w:p>
+      <w:pPr>
+        <w:pStyle w:val="a3"/>
+        <w:rPr>
+          <w:b/>
+          <w:sz w:val="22"/>
+        </w:rPr>
+      </w:pPr>
+      <w:r>
+        <w:rPr>
+          <w:rFonts w:hint="eastAsia"/>
+          <w:b/>
+          <w:sz w:val="22"/>
+        </w:rPr>
+        <w:t>주변</w:t>
+      </w:r>
+      <w:r>
+        <w:rPr>
+          <w:b/>
+          <w:sz w:val="22"/>
+        </w:rPr>
+        <w:t xml:space="preserve"> </w:t>
+      </w:r>
+      <w:proofErr w:type="spellStart"/>
+      <w:r>
+        <w:rPr>
+          <w:b/>
+          <w:sz w:val="22"/>
+        </w:rPr>
+        <w:t>몬스터들의</w:t>
+      </w:r>
+      <w:proofErr w:type="spellEnd"/>
+      <w:r>
+        <w:rPr>
+          <w:b/>
+          <w:sz w:val="22"/>
+        </w:rPr>
+        <w:t xml:space="preserve"> 위치와 운동상태를 고려하여 초기 힘에 계속 누적하여 최종 힘을 구한다.</w:t>
+      </w:r>
+    </w:p>
+    <w:p>
+      <w:pPr>
+        <w:pStyle w:val="a3"/>
+        <w:rPr>
+          <w:b/>
+          <w:sz w:val="22"/>
+        </w:rPr>
+      </w:pPr>
+      <w:r>
+        <w:rPr>
+          <w:rFonts w:hint="eastAsia"/>
+          <w:b/>
+          <w:sz w:val="22"/>
+        </w:rPr>
+        <w:t xml:space="preserve">주변 몬스터를 </w:t>
+      </w:r>
+      <w:proofErr w:type="gramStart"/>
+      <w:r>
+        <w:rPr>
+          <w:rFonts w:hint="eastAsia"/>
+          <w:b/>
+          <w:sz w:val="22"/>
+        </w:rPr>
+        <w:t>검색 할</w:t>
+      </w:r>
+      <w:proofErr w:type="gramEnd"/>
+      <w:r>
+        <w:rPr>
+          <w:rFonts w:hint="eastAsia"/>
+          <w:b/>
+          <w:sz w:val="22"/>
+        </w:rPr>
+        <w:t xml:space="preserve"> 때 </w:t>
+      </w:r>
+      <w:proofErr w:type="spellStart"/>
+      <w:r>
+        <w:rPr>
+          <w:rFonts w:hint="eastAsia"/>
+          <w:b/>
+          <w:sz w:val="22"/>
+        </w:rPr>
+        <w:t>락이</w:t>
+      </w:r>
+      <w:proofErr w:type="spellEnd"/>
+      <w:r>
+        <w:rPr>
+          <w:rFonts w:hint="eastAsia"/>
+          <w:b/>
+          <w:sz w:val="22"/>
+        </w:rPr>
+        <w:t xml:space="preserve"> 필요하지 않다는 장점을 적극 이용</w:t>
+      </w:r>
+    </w:p>
+    <w:p>
+      <w:pPr>
+        <w:pStyle w:val="a3"/>
+        <w:ind w:leftChars="0" w:left="720"/>
+        <w:rPr>
+          <w:b/>
+          <w:sz w:val="22"/>
+        </w:rPr>
+      </w:pPr>
+      <w:r>
+        <w:rPr>
+          <w:b/>
+          <w:sz w:val="22"/>
+        </w:rPr>
+        <w:t>(플레이어로 향하면서 다른 오브젝트들과는 멀어지는 방향으로 힘을 계산)</w:t>
+      </w:r>
+      <w:r>
+        <w:rPr>
+          <w:b/>
+          <w:sz w:val="22"/>
+        </w:rPr>
+        <w:br/>
+      </w:r>
+    </w:p>
+    <w:p>
+      <w:pPr>
+        <w:pStyle w:val="a3"/>
         <w:numPr>
           <w:ilvl w:val="0"/>
           <w:numId w:val="1"/>
         </w:numPr>
+        <w:ind w:leftChars="0"/>
         <w:rPr>
           <w:bCs/>
           <w:sz w:val="22"/>
         </w:rPr>
       </w:pPr>
+      <w:proofErr w:type="spellStart"/>
       <w:r>
         <w:rPr>
           <w:rFonts w:hint="eastAsia"/>
           <w:bCs/>
           <w:sz w:val="22"/>
         </w:rPr>
-        <w:t>김도엽:</w:t>
+        <w:t>김도엽</w:t>
+      </w:r>
+      <w:proofErr w:type="spellEnd"/>
+      <w:r>
+        <w:rPr>
+          <w:rFonts w:hint="eastAsia"/>
+          <w:bCs/>
+          <w:sz w:val="22"/>
+        </w:rPr>
+        <w:t>:</w:t>
       </w:r>
     </w:p>
     <w:p>
       <w:pPr>
-        <w:ind w:leftChars="0"/>
         <w:rPr>
           <w:bCs/>
           <w:sz w:val="22"/>
@@ -517,36 +725,41 @@
     <w:p>
       <w:pPr>
         <w:pStyle w:val="a3"/>
-        <w:ind w:leftChars="0"/>
         <w:numPr>
           <w:ilvl w:val="0"/>
           <w:numId w:val="1"/>
         </w:numPr>
-        <w:rPr>
-          <w:lang w:eastAsia="ko-KR"/>
+        <w:ind w:leftChars="0"/>
+        <w:rPr>
+          <w:bCs/>
+          <w:sz w:val="22"/>
+        </w:rPr>
+      </w:pPr>
+      <w:r>
+        <w:rPr>
           <w:rFonts w:hint="eastAsia"/>
           <w:bCs/>
           <w:sz w:val="22"/>
-          <w:rtl w:val="off"/>
-        </w:rPr>
-      </w:pPr>
+        </w:rPr>
+        <w:t xml:space="preserve">김나현: </w:t>
+      </w:r>
+      <w:proofErr w:type="spellStart"/>
       <w:r>
         <w:rPr>
           <w:rFonts w:hint="eastAsia"/>
           <w:bCs/>
           <w:sz w:val="22"/>
         </w:rPr>
-        <w:t xml:space="preserve">김나현: </w:t>
-      </w:r>
-      <w:r>
-        <w:rPr>
-          <w:lang w:eastAsia="ko-KR"/>
+        <w:t>bodypaint</w:t>
+      </w:r>
+      <w:proofErr w:type="spellEnd"/>
+      <w:r>
+        <w:rPr>
           <w:rFonts w:hint="eastAsia"/>
           <w:bCs/>
           <w:sz w:val="22"/>
-          <w:rtl w:val="off"/>
-        </w:rPr>
-        <w:t>bodypaint를 이용하여 사제 캐릭터 텍스처링 진행</w:t>
+        </w:rPr>
+        <w:t>를 이용하여 사제 캐릭터 텍스처링 진행</w:t>
       </w:r>
     </w:p>
     <w:p>
@@ -554,57 +767,49 @@
         <w:pStyle w:val="a3"/>
         <w:ind w:leftChars="0" w:left="720"/>
         <w:rPr>
-          <w:lang w:eastAsia="ko-KR"/>
+          <w:bCs/>
+          <w:sz w:val="22"/>
+        </w:rPr>
+      </w:pPr>
+      <w:r>
+        <w:rPr>
           <w:rFonts w:hint="eastAsia"/>
           <w:bCs/>
           <w:sz w:val="22"/>
-          <w:rtl w:val="off"/>
-        </w:rPr>
-      </w:pPr>
-      <w:r>
-        <w:rPr>
-          <w:lang w:eastAsia="ko-KR"/>
+        </w:rPr>
+        <w:t>- 4096*4096 hair, body, face 3장 사용</w:t>
+      </w:r>
+    </w:p>
+    <w:p>
+      <w:pPr>
+        <w:rPr>
+          <w:bCs/>
+          <w:sz w:val="22"/>
+        </w:rPr>
+      </w:pPr>
+      <w:r>
+        <w:rPr>
           <w:rFonts w:hint="eastAsia"/>
           <w:bCs/>
-          <w:sz w:val="22"/>
-          <w:rtl w:val="off"/>
-        </w:rPr>
-        <w:t>- 4096*4096 hair, body, face 3장 사용</w:t>
-      </w:r>
-    </w:p>
-    <w:p>
-      <w:pPr>
-        <w:rPr>
-          <w:lang w:eastAsia="ko-KR"/>
-          <w:rFonts w:hint="eastAsia"/>
-          <w:bCs/>
-          <w:sz w:val="22"/>
-          <w:rtl w:val="off"/>
-        </w:rPr>
-      </w:pPr>
-      <w:r>
-        <w:rPr>
-          <w:lang w:eastAsia="ko-KR"/>
-          <w:rFonts w:hint="eastAsia"/>
-          <w:bCs/>
-          <w:sz w:val="22"/>
-          <w:rtl w:val="off"/>
-        </w:rPr>
+          <w:noProof/>
+          <w:sz w:val="22"/>
+        </w:rPr>
+        <w:lastRenderedPageBreak/>
         <w:drawing>
-          <wp:inline distT="0" distB="0" distL="180" distR="180">
+          <wp:inline distT="0" distB="0" distL="180" distR="180" wp14:anchorId="6A11ABAA" wp14:editId="47DB218E">
             <wp:extent cx="2470961" cy="3636073"/>
             <wp:effectExtent l="0" t="0" r="0" b="0"/>
-            <wp:docPr id="1033" name="shape1033" hidden="0"/>
+            <wp:docPr id="1033" name="shape1033"/>
             <wp:cNvGraphicFramePr/>
             <a:graphic xmlns:a="http://schemas.openxmlformats.org/drawingml/2006/main">
               <a:graphicData uri="http://schemas.openxmlformats.org/drawingml/2006/picture">
                 <pic:pic xmlns:pic="http://schemas.openxmlformats.org/drawingml/2006/picture">
                   <pic:nvPicPr>
                     <pic:cNvPr id="0" name="이미지"/>
-                    <pic:cNvPicPr preferRelativeResize="1"/>
+                    <pic:cNvPicPr/>
                   </pic:nvPicPr>
                   <pic:blipFill>
-                    <a:blip r:embed="rId1">
+                    <a:blip r:embed="rId6" cstate="print">
                       <a:extLst>
                         <a:ext uri="{28A0092B-C50C-407E-A947-70E740481C1C}">
                           <a14:useLocalDpi xmlns:a14="http://schemas.microsoft.com/office/drawing/2010/main" val="0"/>
@@ -621,7 +826,9 @@
                       <a:off x="0" y="0"/>
                       <a:ext cx="2470961" cy="3636073"/>
                     </a:xfrm>
-                    <a:prstGeom prst="rect"/>
+                    <a:prstGeom prst="rect">
+                      <a:avLst/>
+                    </a:prstGeom>
                   </pic:spPr>
                 </pic:pic>
               </a:graphicData>
@@ -631,27 +838,26 @@
       </w:r>
       <w:r>
         <w:rPr>
-          <w:lang w:eastAsia="ko-KR"/>
           <w:rFonts w:hint="eastAsia"/>
           <w:bCs/>
-          <w:sz w:val="22"/>
-          <w:rtl w:val="off"/>
+          <w:noProof/>
+          <w:sz w:val="22"/>
         </w:rPr>
         <w:drawing>
-          <wp:inline distT="0" distB="0" distL="180" distR="180">
+          <wp:inline distT="0" distB="0" distL="180" distR="180" wp14:anchorId="11C7DA84" wp14:editId="3768BB03">
             <wp:extent cx="2672244" cy="3613888"/>
             <wp:effectExtent l="0" t="0" r="0" b="0"/>
-            <wp:docPr id="1034" name="shape1034" hidden="0"/>
+            <wp:docPr id="1034" name="shape1034"/>
             <wp:cNvGraphicFramePr/>
             <a:graphic xmlns:a="http://schemas.openxmlformats.org/drawingml/2006/main">
               <a:graphicData uri="http://schemas.openxmlformats.org/drawingml/2006/picture">
                 <pic:pic xmlns:pic="http://schemas.openxmlformats.org/drawingml/2006/picture">
                   <pic:nvPicPr>
                     <pic:cNvPr id="0" name="이미지"/>
-                    <pic:cNvPicPr preferRelativeResize="1"/>
+                    <pic:cNvPicPr/>
                   </pic:nvPicPr>
                   <pic:blipFill>
-                    <a:blip r:embed="rId2">
+                    <a:blip r:embed="rId7" cstate="print">
                       <a:extLst>
                         <a:ext uri="{28A0092B-C50C-407E-A947-70E740481C1C}">
                           <a14:useLocalDpi xmlns:a14="http://schemas.microsoft.com/office/drawing/2010/main" val="0"/>
@@ -668,7 +874,9 @@
                       <a:off x="0" y="0"/>
                       <a:ext cx="2672244" cy="3613888"/>
                     </a:xfrm>
-                    <a:prstGeom prst="rect"/>
+                    <a:prstGeom prst="rect">
+                      <a:avLst/>
+                    </a:prstGeom>
                   </pic:spPr>
                 </pic:pic>
               </a:graphicData>
@@ -678,27 +886,26 @@
       </w:r>
       <w:r>
         <w:rPr>
-          <w:lang w:eastAsia="ko-KR"/>
           <w:rFonts w:hint="eastAsia"/>
           <w:bCs/>
-          <w:sz w:val="22"/>
-          <w:rtl w:val="off"/>
+          <w:noProof/>
+          <w:sz w:val="22"/>
         </w:rPr>
         <w:drawing>
-          <wp:inline distT="0" distB="0" distL="180" distR="180">
+          <wp:inline distT="0" distB="0" distL="180" distR="180" wp14:anchorId="6E8CB7B4" wp14:editId="277054AD">
             <wp:extent cx="1214207" cy="3600752"/>
             <wp:effectExtent l="0" t="0" r="0" b="0"/>
-            <wp:docPr id="1036" name="shape1036" hidden="0"/>
+            <wp:docPr id="1036" name="shape1036"/>
             <wp:cNvGraphicFramePr/>
             <a:graphic xmlns:a="http://schemas.openxmlformats.org/drawingml/2006/main">
               <a:graphicData uri="http://schemas.openxmlformats.org/drawingml/2006/picture">
                 <pic:pic xmlns:pic="http://schemas.openxmlformats.org/drawingml/2006/picture">
                   <pic:nvPicPr>
                     <pic:cNvPr id="0" name="이미지"/>
-                    <pic:cNvPicPr preferRelativeResize="1"/>
+                    <pic:cNvPicPr/>
                   </pic:nvPicPr>
                   <pic:blipFill>
-                    <a:blip r:embed="rId3">
+                    <a:blip r:embed="rId8">
                       <a:extLst>
                         <a:ext uri="{28A0092B-C50C-407E-A947-70E740481C1C}">
                           <a14:useLocalDpi xmlns:a14="http://schemas.microsoft.com/office/drawing/2010/main" val="0"/>
@@ -715,7 +922,9 @@
                       <a:off x="0" y="0"/>
                       <a:ext cx="1214207" cy="3600752"/>
                     </a:xfrm>
-                    <a:prstGeom prst="rect"/>
+                    <a:prstGeom prst="rect">
+                      <a:avLst/>
+                    </a:prstGeom>
                   </pic:spPr>
                 </pic:pic>
               </a:graphicData>
@@ -727,43 +936,52 @@
     <w:p>
       <w:pPr>
         <w:rPr>
-          <w:lang w:eastAsia="ko-KR"/>
+          <w:bCs/>
+          <w:sz w:val="22"/>
+        </w:rPr>
+      </w:pPr>
+      <w:r>
+        <w:rPr>
           <w:rFonts w:hint="eastAsia"/>
           <w:bCs/>
           <w:sz w:val="22"/>
-          <w:rtl w:val="off"/>
-        </w:rPr>
-      </w:pPr>
-      <w:r>
-        <w:rPr>
-          <w:lang w:eastAsia="ko-KR"/>
+        </w:rPr>
+        <w:t xml:space="preserve">* </w:t>
+      </w:r>
+      <w:proofErr w:type="spellStart"/>
+      <w:proofErr w:type="gramStart"/>
+      <w:r>
+        <w:rPr>
           <w:rFonts w:hint="eastAsia"/>
           <w:bCs/>
           <w:sz w:val="22"/>
-          <w:rtl w:val="off"/>
-        </w:rPr>
-        <w:t>* gouraud shading                   constant shading</w:t>
+        </w:rPr>
+        <w:t>gouraud</w:t>
+      </w:r>
+      <w:proofErr w:type="spellEnd"/>
+      <w:proofErr w:type="gramEnd"/>
+      <w:r>
+        <w:rPr>
+          <w:rFonts w:hint="eastAsia"/>
+          <w:bCs/>
+          <w:sz w:val="22"/>
+        </w:rPr>
+        <w:t xml:space="preserve"> shading                   constant shading</w:t>
       </w:r>
     </w:p>
     <w:p>
       <w:pPr>
         <w:rPr>
-          <w:lang w:eastAsia="ko-KR"/>
-          <w:rFonts w:hint="eastAsia"/>
           <w:bCs/>
           <w:sz w:val="22"/>
-          <w:rtl w:val="off"/>
         </w:rPr>
       </w:pPr>
     </w:p>
     <w:p>
       <w:pPr>
         <w:rPr>
-          <w:lang w:eastAsia="ko-KR"/>
-          <w:rFonts w:hint="eastAsia"/>
           <w:bCs/>
           <w:sz w:val="22"/>
-          <w:rtl w:val="off"/>
         </w:rPr>
       </w:pPr>
     </w:p>
@@ -789,7 +1007,7 @@
       </w:tblGrid>
       <w:tr>
         <w:trPr>
-          <w:trHeight w:val="875" w:hRule="atLeast"/>
+          <w:trHeight w:val="875"/>
         </w:trPr>
         <w:tc>
           <w:tcPr>
@@ -822,9 +1040,6 @@
           <w:p>
             <w:pPr>
               <w:jc w:val="left"/>
-              <w:rPr>
-                <w:rFonts w:hint="eastAsia"/>
-              </w:rPr>
             </w:pPr>
           </w:p>
         </w:tc>
@@ -865,7 +1080,7 @@
       </w:tr>
       <w:tr>
         <w:trPr>
-          <w:trHeight w:val="590" w:hRule="atLeast"/>
+          <w:trHeight w:val="590"/>
         </w:trPr>
         <w:tc>
           <w:tcPr>
@@ -909,17 +1124,7 @@
                 <w:b/>
                 <w:sz w:val="22"/>
               </w:rPr>
-              <w:t>1</w:t>
-            </w:r>
-            <w:r>
-              <w:rPr>
-                <w:lang w:eastAsia="ko-KR"/>
-                <w:rFonts w:hint="eastAsia"/>
-                <w:b/>
-                <w:sz w:val="22"/>
-                <w:rtl w:val="off"/>
-              </w:rPr>
-              <w:t>7</w:t>
+              <w:t>17</w:t>
             </w:r>
           </w:p>
         </w:tc>
@@ -960,55 +1165,14 @@
                 <w:rFonts w:hint="eastAsia"/>
                 <w:b/>
               </w:rPr>
-              <w:t>2025.05.2</w:t>
-            </w:r>
-            <w:r>
-              <w:rPr>
-                <w:lang w:eastAsia="ko-KR"/>
-                <w:rFonts w:hint="eastAsia"/>
-                <w:b/>
-                <w:rtl w:val="off"/>
-              </w:rPr>
-              <w:t>7</w:t>
-            </w:r>
-            <w:r>
-              <w:rPr>
-                <w:rFonts w:hint="eastAsia"/>
-                <w:b/>
-              </w:rPr>
-              <w:t xml:space="preserve"> ~ 2025.0</w:t>
-            </w:r>
-            <w:r>
-              <w:rPr>
-                <w:lang w:eastAsia="ko-KR"/>
-                <w:rFonts w:hint="eastAsia"/>
-                <w:b/>
-                <w:rtl w:val="off"/>
-              </w:rPr>
-              <w:t>6</w:t>
-            </w:r>
-            <w:r>
-              <w:rPr>
-                <w:rFonts w:hint="eastAsia"/>
-                <w:b/>
-              </w:rPr>
-              <w:t>.</w:t>
-            </w:r>
-            <w:r>
-              <w:rPr>
-                <w:lang w:eastAsia="ko-KR"/>
-                <w:rFonts w:hint="eastAsia"/>
-                <w:b/>
-                <w:rtl w:val="off"/>
-              </w:rPr>
-              <w:t>02</w:t>
+              <w:t>2025.05.27 ~ 2025.06.02</w:t>
             </w:r>
           </w:p>
         </w:tc>
       </w:tr>
       <w:tr>
         <w:trPr>
-          <w:trHeight w:val="1520" w:hRule="atLeast"/>
+          <w:trHeight w:val="1520"/>
         </w:trPr>
         <w:tc>
           <w:tcPr>
@@ -1045,12 +1209,19 @@
                 <w:szCs w:val="20"/>
               </w:rPr>
             </w:pPr>
+            <w:r>
+              <w:rPr>
+                <w:rFonts w:hint="eastAsia"/>
+                <w:szCs w:val="20"/>
+              </w:rPr>
+              <w:t>장비, 부하테스트 및 프로파일링</w:t>
+            </w:r>
           </w:p>
         </w:tc>
       </w:tr>
       <w:tr>
         <w:trPr>
-          <w:trHeight w:val="1963" w:hRule="atLeast"/>
+          <w:trHeight w:val="1963"/>
         </w:trPr>
         <w:tc>
           <w:tcPr>
@@ -1127,12 +1298,12 @@
 </file>
 
 <file path=word/numbering.xml><?xml version="1.0" encoding="utf-8"?>
-<w:numbering xmlns:ve="http://schemas.openxmlformats.org/markup-compatibility/2006" xmlns:o="urn:schemas-microsoft-com:office:office" xmlns:r="http://schemas.openxmlformats.org/officeDocument/2006/relationships" xmlns:m="http://schemas.openxmlformats.org/officeDocument/2006/math" xmlns:v="urn:schemas-microsoft-com:vml" xmlns:wp="http://schemas.openxmlformats.org/drawingml/2006/wordprocessingDrawing" xmlns:w10="urn:schemas-microsoft-com:office:word" xmlns:w="http://schemas.openxmlformats.org/wordprocessingml/2006/main" xmlns:w14="http://schemas.microsoft.com/office/word/2010/wordml" xmlns:wne="http://schemas.microsoft.com/office/word/2006/wordml">
-  <w:abstractNum w:abstractNumId="0">
-    <w:nsid w:val="1adb6ce8"/>
+<w:numbering xmlns:wpc="http://schemas.microsoft.com/office/word/2010/wordprocessingCanvas" xmlns:cx="http://schemas.microsoft.com/office/drawing/2014/chartex" xmlns:cx1="http://schemas.microsoft.com/office/drawing/2015/9/8/chartex" xmlns:cx2="http://schemas.microsoft.com/office/drawing/2015/10/21/chartex" xmlns:cx3="http://schemas.microsoft.com/office/drawing/2016/5/9/chartex" xmlns:cx4="http://schemas.microsoft.com/office/drawing/2016/5/10/chartex" xmlns:cx5="http://schemas.microsoft.com/office/drawing/2016/5/11/chartex" xmlns:cx6="http://schemas.microsoft.com/office/drawing/2016/5/12/chartex" xmlns:cx7="http://schemas.microsoft.com/office/drawing/2016/5/13/chartex" xmlns:cx8="http://schemas.microsoft.com/office/drawing/2016/5/14/chartex" xmlns:mc="http://schemas.openxmlformats.org/markup-compatibility/2006" xmlns:aink="http://schemas.microsoft.com/office/drawing/2016/ink" xmlns:am3d="http://schemas.microsoft.com/office/drawing/2017/model3d" xmlns:o="urn:schemas-microsoft-com:office:office" xmlns:oel="http://schemas.microsoft.com/office/2019/extlst" xmlns:r="http://schemas.openxmlformats.org/officeDocument/2006/relationships" xmlns:m="http://schemas.openxmlformats.org/officeDocument/2006/math" xmlns:v="urn:schemas-microsoft-com:vml" xmlns:wp14="http://schemas.microsoft.com/office/word/2010/wordprocessingDrawing" xmlns:wp="http://schemas.openxmlformats.org/drawingml/2006/wordprocessingDrawing" xmlns:w10="urn:schemas-microsoft-com:office:word" xmlns:w="http://schemas.openxmlformats.org/wordprocessingml/2006/main" xmlns:w14="http://schemas.microsoft.com/office/word/2010/wordml" xmlns:w15="http://schemas.microsoft.com/office/word/2012/wordml" xmlns:w16cex="http://schemas.microsoft.com/office/word/2018/wordml/cex" xmlns:w16cid="http://schemas.microsoft.com/office/word/2016/wordml/cid" xmlns:w16="http://schemas.microsoft.com/office/word/2018/wordml" xmlns:w16du="http://schemas.microsoft.com/office/word/2023/wordml/word16du" xmlns:w16sdtdh="http://schemas.microsoft.com/office/word/2020/wordml/sdtdatahash" xmlns:w16sdtfl="http://schemas.microsoft.com/office/word/2024/wordml/sdtformatlock" xmlns:w16se="http://schemas.microsoft.com/office/word/2015/wordml/symex" xmlns:wpg="http://schemas.microsoft.com/office/word/2010/wordprocessingGroup" xmlns:wpi="http://schemas.microsoft.com/office/word/2010/wordprocessingInk" xmlns:wne="http://schemas.microsoft.com/office/word/2006/wordml" xmlns:wps="http://schemas.microsoft.com/office/word/2010/wordprocessingShape" mc:Ignorable="w14 w15 w16se w16cid w16 w16cex w16sdtdh w16sdtfl w16du wp14">
+  <w:abstractNum w:abstractNumId="0" w15:restartNumberingAfterBreak="0">
+    <w:nsid w:val="1ADB6CE8"/>
     <w:multiLevelType w:val="hybridMultilevel"/>
-    <w:tmpl w:val="db805f02"/>
-    <w:lvl w:ilvl="0" w:tplc="4090001">
+    <w:tmpl w:val="DB805F02"/>
+    <w:lvl w:ilvl="0" w:tplc="04090001">
       <w:start w:val="1"/>
       <w:numFmt w:val="bullet"/>
       <w:lvlText w:val=""/>
@@ -1144,7 +1315,7 @@
         <w:rFonts w:ascii="Symbol" w:hAnsi="Symbol" w:hint="default"/>
       </w:rPr>
     </w:lvl>
-    <w:lvl w:ilvl="1" w:tplc="4090003">
+    <w:lvl w:ilvl="1" w:tplc="04090003">
       <w:start w:val="1"/>
       <w:numFmt w:val="bullet"/>
       <w:lvlText w:val="o"/>
@@ -1156,7 +1327,7 @@
         <w:rFonts w:ascii="Courier New" w:hAnsi="Courier New" w:cs="Courier New" w:hint="default"/>
       </w:rPr>
     </w:lvl>
-    <w:lvl w:ilvl="2" w:tplc="4090005">
+    <w:lvl w:ilvl="2" w:tplc="04090005">
       <w:start w:val="1"/>
       <w:numFmt w:val="bullet"/>
       <w:lvlText w:val=""/>
@@ -1168,7 +1339,7 @@
         <w:rFonts w:ascii="Wingdings" w:hAnsi="Wingdings" w:hint="default"/>
       </w:rPr>
     </w:lvl>
-    <w:lvl w:ilvl="3" w:tentative="on" w:tplc="4090001">
+    <w:lvl w:ilvl="3" w:tplc="04090001" w:tentative="1">
       <w:start w:val="1"/>
       <w:numFmt w:val="bullet"/>
       <w:lvlText w:val=""/>
@@ -1180,7 +1351,7 @@
         <w:rFonts w:ascii="Symbol" w:hAnsi="Symbol" w:hint="default"/>
       </w:rPr>
     </w:lvl>
-    <w:lvl w:ilvl="4" w:tentative="on" w:tplc="4090003">
+    <w:lvl w:ilvl="4" w:tplc="04090003" w:tentative="1">
       <w:start w:val="1"/>
       <w:numFmt w:val="bullet"/>
       <w:lvlText w:val="o"/>
@@ -1192,7 +1363,7 @@
         <w:rFonts w:ascii="Courier New" w:hAnsi="Courier New" w:cs="Courier New" w:hint="default"/>
       </w:rPr>
     </w:lvl>
-    <w:lvl w:ilvl="5" w:tentative="on" w:tplc="4090005">
+    <w:lvl w:ilvl="5" w:tplc="04090005" w:tentative="1">
       <w:start w:val="1"/>
       <w:numFmt w:val="bullet"/>
       <w:lvlText w:val=""/>
@@ -1204,7 +1375,7 @@
         <w:rFonts w:ascii="Wingdings" w:hAnsi="Wingdings" w:hint="default"/>
       </w:rPr>
     </w:lvl>
-    <w:lvl w:ilvl="6" w:tentative="on" w:tplc="4090001">
+    <w:lvl w:ilvl="6" w:tplc="04090001" w:tentative="1">
       <w:start w:val="1"/>
       <w:numFmt w:val="bullet"/>
       <w:lvlText w:val=""/>
@@ -1216,7 +1387,7 @@
         <w:rFonts w:ascii="Symbol" w:hAnsi="Symbol" w:hint="default"/>
       </w:rPr>
     </w:lvl>
-    <w:lvl w:ilvl="7" w:tentative="on" w:tplc="4090003">
+    <w:lvl w:ilvl="7" w:tplc="04090003" w:tentative="1">
       <w:start w:val="1"/>
       <w:numFmt w:val="bullet"/>
       <w:lvlText w:val="o"/>
@@ -1228,7 +1399,7 @@
         <w:rFonts w:ascii="Courier New" w:hAnsi="Courier New" w:cs="Courier New" w:hint="default"/>
       </w:rPr>
     </w:lvl>
-    <w:lvl w:ilvl="8" w:tentative="on" w:tplc="4090005">
+    <w:lvl w:ilvl="8" w:tplc="04090005" w:tentative="1">
       <w:start w:val="1"/>
       <w:numFmt w:val="bullet"/>
       <w:lvlText w:val=""/>
@@ -1241,27 +1412,27 @@
       </w:rPr>
     </w:lvl>
   </w:abstractNum>
-  <w:num w:numId="1">
+  <w:num w:numId="1" w16cid:durableId="501821907">
     <w:abstractNumId w:val="0"/>
   </w:num>
 </w:numbering>
 </file>
 
 <file path=word/styles.xml><?xml version="1.0" encoding="utf-8"?>
-<w:styles xmlns:r="http://schemas.openxmlformats.org/officeDocument/2006/relationships" xmlns:w="http://schemas.openxmlformats.org/wordprocessingml/2006/main">
+<w:styles xmlns:mc="http://schemas.openxmlformats.org/markup-compatibility/2006" xmlns:r="http://schemas.openxmlformats.org/officeDocument/2006/relationships" xmlns:w="http://schemas.openxmlformats.org/wordprocessingml/2006/main" xmlns:w14="http://schemas.microsoft.com/office/word/2010/wordml" xmlns:w15="http://schemas.microsoft.com/office/word/2012/wordml" xmlns:w16cex="http://schemas.microsoft.com/office/word/2018/wordml/cex" xmlns:w16cid="http://schemas.microsoft.com/office/word/2016/wordml/cid" xmlns:w16="http://schemas.microsoft.com/office/word/2018/wordml" xmlns:w16du="http://schemas.microsoft.com/office/word/2023/wordml/word16du" xmlns:w16sdtdh="http://schemas.microsoft.com/office/word/2020/wordml/sdtdatahash" xmlns:w16sdtfl="http://schemas.microsoft.com/office/word/2024/wordml/sdtformatlock" xmlns:w16se="http://schemas.microsoft.com/office/word/2015/wordml/symex" mc:Ignorable="w14 w15 w16se w16cid w16 w16cex w16sdtdh w16sdtfl w16du">
   <w:docDefaults>
     <w:rPrDefault>
       <w:rPr>
+        <w:rFonts w:asciiTheme="minorHAnsi" w:eastAsiaTheme="minorEastAsia" w:hAnsiTheme="minorHAnsi" w:cstheme="minorBidi"/>
+        <w:kern w:val="2"/>
+        <w:szCs w:val="22"/>
         <w:lang w:val="en-US" w:eastAsia="ko-KR" w:bidi="ar-SA"/>
-        <w:rFonts w:asciiTheme="minorHAnsi" w:eastAsiaTheme="minorEastAsia" w:hAnsiTheme="minorHAnsi" w:cstheme="minorBidi"/>
-        <w:szCs w:val="22"/>
-        <w:kern w:val="2"/>
       </w:rPr>
     </w:rPrDefault>
     <w:pPrDefault>
       <w:pPr>
+        <w:spacing w:after="160" w:line="259" w:lineRule="auto"/>
         <w:jc w:val="both"/>
-        <w:spacing w:after="160" w:line="259" w:lineRule="auto"/>
       </w:pPr>
     </w:pPrDefault>
   </w:docDefaults>
@@ -1542,10 +1713,10 @@
     <w:name w:val="Normal"/>
     <w:qFormat/>
     <w:pPr>
-      <w:autoSpaceDE w:val="off"/>
-      <w:autoSpaceDN w:val="off"/>
-      <w:widowControl w:val="off"/>
-      <w:wordWrap w:val="off"/>
+      <w:widowControl w:val="0"/>
+      <w:wordWrap w:val="0"/>
+      <w:autoSpaceDE w:val="0"/>
+      <w:autoSpaceDN w:val="0"/>
     </w:pPr>
   </w:style>
   <w:style w:type="character" w:default="1" w:styleId="a0">
@@ -1577,8 +1748,8 @@
   </w:style>
   <w:style w:type="table" w:customStyle="1" w:styleId="1">
     <w:name w:val="표 구분선1"/>
+    <w:basedOn w:val="a1"/>
     <w:uiPriority w:val="39"/>
-    <w:basedOn w:val="a1"/>
     <w:pPr>
       <w:spacing w:after="0" w:line="240" w:lineRule="auto"/>
     </w:pPr>
@@ -1595,8 +1766,8 @@
   </w:style>
   <w:style w:type="paragraph" w:styleId="a3">
     <w:name w:val="List Paragraph"/>
+    <w:basedOn w:val="a"/>
     <w:uiPriority w:val="34"/>
-    <w:basedOn w:val="a"/>
     <w:qFormat/>
     <w:pPr>
       <w:ind w:leftChars="400" w:left="800"/>
@@ -1604,43 +1775,43 @@
   </w:style>
   <w:style w:type="paragraph" w:styleId="a4">
     <w:name w:val="header"/>
-    <w:uiPriority w:val="99"/>
     <w:basedOn w:val="a"/>
     <w:link w:val="Char"/>
+    <w:uiPriority w:val="99"/>
     <w:unhideWhenUsed/>
     <w:pPr>
-      <w:snapToGrid w:val="0"/>
       <w:tabs>
         <w:tab w:val="center" w:pos="4513"/>
         <w:tab w:val="right" w:pos="9026"/>
       </w:tabs>
+      <w:snapToGrid w:val="0"/>
     </w:pPr>
   </w:style>
   <w:style w:type="character" w:customStyle="1" w:styleId="Char">
     <w:name w:val="머리글 Char"/>
-    <w:uiPriority w:val="99"/>
     <w:basedOn w:val="a0"/>
     <w:link w:val="a4"/>
+    <w:uiPriority w:val="99"/>
   </w:style>
   <w:style w:type="paragraph" w:styleId="a5">
     <w:name w:val="footer"/>
-    <w:uiPriority w:val="99"/>
     <w:basedOn w:val="a"/>
     <w:link w:val="Char0"/>
+    <w:uiPriority w:val="99"/>
     <w:unhideWhenUsed/>
     <w:pPr>
-      <w:snapToGrid w:val="0"/>
       <w:tabs>
         <w:tab w:val="center" w:pos="4513"/>
         <w:tab w:val="right" w:pos="9026"/>
       </w:tabs>
+      <w:snapToGrid w:val="0"/>
     </w:pPr>
   </w:style>
   <w:style w:type="character" w:customStyle="1" w:styleId="Char0">
     <w:name w:val="바닥글 Char"/>
-    <w:uiPriority w:val="99"/>
     <w:basedOn w:val="a0"/>
     <w:link w:val="a5"/>
+    <w:uiPriority w:val="99"/>
   </w:style>
   <w:style w:type="table" w:customStyle="1" w:styleId="2">
     <w:name w:val="표 구분선2"/>
@@ -1665,7 +1836,7 @@
     <w:unhideWhenUsed/>
     <w:rPr>
       <w:color w:val="0563C1"/>
-      <w:u w:val="single" w:color="auto"/>
+      <w:u w:val="single"/>
     </w:rPr>
   </w:style>
   <w:style w:type="character" w:customStyle="1" w:styleId="10">
@@ -1686,10 +1857,10 @@
   <a:themeElements>
     <a:clrScheme name="Office">
       <a:dk1>
-        <a:sysClr lastClr="000000" val="windowText"/>
+        <a:sysClr val="windowText" lastClr="000000"/>
       </a:dk1>
       <a:lt1>
-        <a:sysClr lastClr="FFFFFF" val="window"/>
+        <a:sysClr val="window" lastClr="FFFFFF"/>
       </a:lt1>
       <a:dk2>
         <a:srgbClr val="44546A"/>

--- a/작업일지/16주차.docx
+++ b/작업일지/16주차.docx
@@ -86,17 +86,8 @@
                 <w:rFonts w:hint="eastAsia"/>
                 <w:szCs w:val="20"/>
               </w:rPr>
-              <w:t xml:space="preserve">2022180003 </w:t>
-            </w:r>
-            <w:proofErr w:type="spellStart"/>
-            <w:r>
-              <w:rPr>
-                <w:rFonts w:hint="eastAsia"/>
-                <w:szCs w:val="20"/>
-              </w:rPr>
-              <w:t>김도엽</w:t>
-            </w:r>
-            <w:proofErr w:type="spellEnd"/>
+              <w:t>2022180003 김도엽</w:t>
+            </w:r>
             <w:r>
               <w:rPr>
                 <w:szCs w:val="20"/>
@@ -126,7 +117,6 @@
                 <w:sz w:val="22"/>
               </w:rPr>
             </w:pPr>
-            <w:proofErr w:type="spellStart"/>
             <w:r>
               <w:rPr>
                 <w:rFonts w:hint="eastAsia"/>
@@ -135,7 +125,6 @@
               </w:rPr>
               <w:t>팀명</w:t>
             </w:r>
-            <w:proofErr w:type="spellEnd"/>
           </w:p>
         </w:tc>
         <w:tc>
@@ -151,23 +140,13 @@
                 <w:szCs w:val="24"/>
               </w:rPr>
             </w:pPr>
-            <w:proofErr w:type="spellStart"/>
             <w:r>
               <w:rPr>
                 <w:rFonts w:hint="eastAsia"/>
                 <w:sz w:val="24"/>
                 <w:szCs w:val="24"/>
               </w:rPr>
-              <w:t>zl</w:t>
-            </w:r>
-            <w:proofErr w:type="spellEnd"/>
-            <w:r>
-              <w:rPr>
-                <w:rFonts w:hint="eastAsia"/>
-                <w:sz w:val="24"/>
-                <w:szCs w:val="24"/>
-              </w:rPr>
-              <w:t>존졸작전사</w:t>
+              <w:t>zl존졸작전사</w:t>
             </w:r>
           </w:p>
         </w:tc>
@@ -378,27 +357,26 @@
             <w:pPr>
               <w:jc w:val="left"/>
               <w:rPr>
+                <w:rFonts w:hint="eastAsia"/>
                 <w:b/>
                 <w:bCs/>
               </w:rPr>
             </w:pPr>
-            <w:proofErr w:type="spellStart"/>
             <w:r>
               <w:rPr>
                 <w:rFonts w:hint="eastAsia"/>
                 <w:b/>
                 <w:bCs/>
               </w:rPr>
-              <w:t>김도엽</w:t>
-            </w:r>
-            <w:proofErr w:type="spellEnd"/>
+              <w:t xml:space="preserve">김도엽: </w:t>
+            </w:r>
             <w:r>
               <w:rPr>
                 <w:rFonts w:hint="eastAsia"/>
                 <w:b/>
                 <w:bCs/>
               </w:rPr>
-              <w:t xml:space="preserve">: </w:t>
+              <w:t>Scene Exporter 구현</w:t>
             </w:r>
           </w:p>
           <w:p>
@@ -439,7 +417,7 @@
     </w:p>
     <w:p>
       <w:pPr>
-        <w:pStyle w:val="a3"/>
+        <w:pStyle w:val="ListParagraph"/>
         <w:numPr>
           <w:ilvl w:val="0"/>
           <w:numId w:val="1"/>
@@ -461,7 +439,7 @@
     </w:p>
     <w:p>
       <w:pPr>
-        <w:pStyle w:val="a3"/>
+        <w:pStyle w:val="ListParagraph"/>
         <w:ind w:leftChars="0" w:left="720"/>
         <w:rPr>
           <w:b/>
@@ -476,7 +454,7 @@
           <w:sz w:val="22"/>
         </w:rPr>
         <w:drawing>
-          <wp:inline distT="0" distB="0" distL="0" distR="0" wp14:anchorId="70986372" wp14:editId="3CA318A8">
+          <wp:inline distT="0" distB="0" distL="0" distR="0" wp14:anchorId="70986372" wp14:editId="5102865B">
             <wp:extent cx="4586288" cy="2900045"/>
             <wp:effectExtent l="0" t="0" r="5080" b="0"/>
             <wp:docPr id="170960140" name="그림 3"/>
@@ -527,7 +505,7 @@
     </w:p>
     <w:p>
       <w:pPr>
-        <w:pStyle w:val="a3"/>
+        <w:pStyle w:val="ListParagraph"/>
         <w:rPr>
           <w:b/>
           <w:sz w:val="22"/>
@@ -551,7 +529,7 @@
     </w:p>
     <w:p>
       <w:pPr>
-        <w:pStyle w:val="a3"/>
+        <w:pStyle w:val="ListParagraph"/>
         <w:rPr>
           <w:b/>
           <w:sz w:val="22"/>
@@ -567,7 +545,7 @@
     </w:p>
     <w:p>
       <w:pPr>
-        <w:pStyle w:val="a3"/>
+        <w:pStyle w:val="ListParagraph"/>
         <w:rPr>
           <w:b/>
           <w:sz w:val="22"/>
@@ -586,28 +564,12 @@
           <w:b/>
           <w:sz w:val="22"/>
         </w:rPr>
-        <w:t xml:space="preserve"> </w:t>
-      </w:r>
-      <w:proofErr w:type="spellStart"/>
-      <w:r>
-        <w:rPr>
-          <w:b/>
-          <w:sz w:val="22"/>
-        </w:rPr>
-        <w:t>몬스터들의</w:t>
-      </w:r>
-      <w:proofErr w:type="spellEnd"/>
-      <w:r>
-        <w:rPr>
-          <w:b/>
-          <w:sz w:val="22"/>
-        </w:rPr>
-        <w:t xml:space="preserve"> 위치와 운동상태를 고려하여 초기 힘에 계속 누적하여 최종 힘을 구한다.</w:t>
+        <w:t xml:space="preserve"> 몬스터들의 위치와 운동상태를 고려하여 초기 힘에 계속 누적하여 최종 힘을 구한다.</w:t>
       </w:r>
     </w:p>
     <w:p>
       <w:pPr>
-        <w:pStyle w:val="a3"/>
+        <w:pStyle w:val="ListParagraph"/>
         <w:rPr>
           <w:b/>
           <w:sz w:val="22"/>
@@ -619,48 +581,12 @@
           <w:b/>
           <w:sz w:val="22"/>
         </w:rPr>
-        <w:t xml:space="preserve">주변 몬스터를 </w:t>
-      </w:r>
-      <w:proofErr w:type="gramStart"/>
-      <w:r>
-        <w:rPr>
-          <w:rFonts w:hint="eastAsia"/>
-          <w:b/>
-          <w:sz w:val="22"/>
-        </w:rPr>
-        <w:t>검색 할</w:t>
-      </w:r>
-      <w:proofErr w:type="gramEnd"/>
-      <w:r>
-        <w:rPr>
-          <w:rFonts w:hint="eastAsia"/>
-          <w:b/>
-          <w:sz w:val="22"/>
-        </w:rPr>
-        <w:t xml:space="preserve"> 때 </w:t>
-      </w:r>
-      <w:proofErr w:type="spellStart"/>
-      <w:r>
-        <w:rPr>
-          <w:rFonts w:hint="eastAsia"/>
-          <w:b/>
-          <w:sz w:val="22"/>
-        </w:rPr>
-        <w:t>락이</w:t>
-      </w:r>
-      <w:proofErr w:type="spellEnd"/>
-      <w:r>
-        <w:rPr>
-          <w:rFonts w:hint="eastAsia"/>
-          <w:b/>
-          <w:sz w:val="22"/>
-        </w:rPr>
-        <w:t xml:space="preserve"> 필요하지 않다는 장점을 적극 이용</w:t>
+        <w:t>주변 몬스터를 검색 할 때 락이 필요하지 않다는 장점을 적극 이용</w:t>
       </w:r>
     </w:p>
     <w:p>
       <w:pPr>
-        <w:pStyle w:val="a3"/>
+        <w:pStyle w:val="ListParagraph"/>
         <w:ind w:leftChars="0" w:left="720"/>
         <w:rPr>
           <w:b/>
@@ -684,7 +610,7 @@
     </w:p>
     <w:p>
       <w:pPr>
-        <w:pStyle w:val="a3"/>
+        <w:pStyle w:val="ListParagraph"/>
         <w:numPr>
           <w:ilvl w:val="0"/>
           <w:numId w:val="1"/>
@@ -695,36 +621,304 @@
           <w:sz w:val="22"/>
         </w:rPr>
       </w:pPr>
-      <w:proofErr w:type="spellStart"/>
       <w:r>
         <w:rPr>
           <w:rFonts w:hint="eastAsia"/>
           <w:bCs/>
           <w:sz w:val="22"/>
         </w:rPr>
-        <w:t>김도엽</w:t>
-      </w:r>
-      <w:proofErr w:type="spellEnd"/>
-      <w:r>
-        <w:rPr>
-          <w:rFonts w:hint="eastAsia"/>
-          <w:bCs/>
-          <w:sz w:val="22"/>
-        </w:rPr>
-        <w:t>:</w:t>
+        <w:t>김도엽:</w:t>
       </w:r>
     </w:p>
     <w:p>
       <w:pPr>
-        <w:rPr>
-          <w:bCs/>
-          <w:sz w:val="22"/>
-        </w:rPr>
-      </w:pPr>
+        <w:pStyle w:val="ListParagraph"/>
+        <w:numPr>
+          <w:ilvl w:val="1"/>
+          <w:numId w:val="1"/>
+        </w:numPr>
+        <w:ind w:leftChars="0"/>
+        <w:rPr>
+          <w:bCs/>
+          <w:sz w:val="22"/>
+        </w:rPr>
+      </w:pPr>
+      <w:r>
+        <w:rPr>
+          <w:rFonts w:hint="eastAsia"/>
+          <w:bCs/>
+          <w:sz w:val="22"/>
+        </w:rPr>
+        <w:t>중간 발표 이후에 진행한 상담 내용에 의거하여 모델 파일 (fbx, obj, gltf) 을 중간 파일로 변환하는 Exporter 작성</w:t>
+      </w:r>
     </w:p>
     <w:p>
       <w:pPr>
-        <w:pStyle w:val="a3"/>
+        <w:pStyle w:val="ListParagraph"/>
+        <w:numPr>
+          <w:ilvl w:val="1"/>
+          <w:numId w:val="1"/>
+        </w:numPr>
+        <w:ind w:leftChars="0"/>
+        <w:rPr>
+          <w:bCs/>
+          <w:sz w:val="22"/>
+        </w:rPr>
+      </w:pPr>
+      <w:r>
+        <w:rPr>
+          <w:bCs/>
+          <w:noProof/>
+          <w:sz w:val="22"/>
+        </w:rPr>
+        <w:lastRenderedPageBreak/>
+        <w:drawing>
+          <wp:inline distT="0" distB="0" distL="0" distR="0" wp14:anchorId="50EEA1D6" wp14:editId="13C586D6">
+            <wp:extent cx="5391150" cy="3382844"/>
+            <wp:effectExtent l="0" t="0" r="0" b="8255"/>
+            <wp:docPr id="1143842162" name="Picture 1"/>
+            <wp:cNvGraphicFramePr>
+              <a:graphicFrameLocks xmlns:a="http://schemas.openxmlformats.org/drawingml/2006/main" noChangeAspect="1"/>
+            </wp:cNvGraphicFramePr>
+            <a:graphic xmlns:a="http://schemas.openxmlformats.org/drawingml/2006/main">
+              <a:graphicData uri="http://schemas.openxmlformats.org/drawingml/2006/picture">
+                <pic:pic xmlns:pic="http://schemas.openxmlformats.org/drawingml/2006/picture">
+                  <pic:nvPicPr>
+                    <pic:cNvPr id="0" name="Picture 1"/>
+                    <pic:cNvPicPr>
+                      <a:picLocks noChangeAspect="1" noChangeArrowheads="1"/>
+                    </pic:cNvPicPr>
+                  </pic:nvPicPr>
+                  <pic:blipFill>
+                    <a:blip r:embed="rId6">
+                      <a:extLst>
+                        <a:ext uri="{28A0092B-C50C-407E-A947-70E740481C1C}">
+                          <a14:useLocalDpi xmlns:a14="http://schemas.microsoft.com/office/drawing/2010/main" val="0"/>
+                        </a:ext>
+                      </a:extLst>
+                    </a:blip>
+                    <a:srcRect/>
+                    <a:stretch>
+                      <a:fillRect/>
+                    </a:stretch>
+                  </pic:blipFill>
+                  <pic:spPr bwMode="auto">
+                    <a:xfrm>
+                      <a:off x="0" y="0"/>
+                      <a:ext cx="5401368" cy="3389255"/>
+                    </a:xfrm>
+                    <a:prstGeom prst="rect">
+                      <a:avLst/>
+                    </a:prstGeom>
+                    <a:noFill/>
+                    <a:ln>
+                      <a:noFill/>
+                    </a:ln>
+                  </pic:spPr>
+                </pic:pic>
+              </a:graphicData>
+            </a:graphic>
+          </wp:inline>
+        </w:drawing>
+      </w:r>
+    </w:p>
+    <w:p>
+      <w:pPr>
+        <w:pStyle w:val="ListParagraph"/>
+        <w:numPr>
+          <w:ilvl w:val="1"/>
+          <w:numId w:val="1"/>
+        </w:numPr>
+        <w:ind w:leftChars="0"/>
+        <w:rPr>
+          <w:bCs/>
+          <w:sz w:val="22"/>
+        </w:rPr>
+      </w:pPr>
+      <w:r>
+        <w:rPr>
+          <w:noProof/>
+        </w:rPr>
+        <w:drawing>
+          <wp:inline distT="0" distB="0" distL="0" distR="0" wp14:anchorId="7B685B31" wp14:editId="6D49503B">
+            <wp:extent cx="5390544" cy="2819400"/>
+            <wp:effectExtent l="0" t="0" r="635" b="0"/>
+            <wp:docPr id="1456514466" name="Picture 1"/>
+            <wp:cNvGraphicFramePr>
+              <a:graphicFrameLocks xmlns:a="http://schemas.openxmlformats.org/drawingml/2006/main" noChangeAspect="1"/>
+            </wp:cNvGraphicFramePr>
+            <a:graphic xmlns:a="http://schemas.openxmlformats.org/drawingml/2006/main">
+              <a:graphicData uri="http://schemas.openxmlformats.org/drawingml/2006/picture">
+                <pic:pic xmlns:pic="http://schemas.openxmlformats.org/drawingml/2006/picture">
+                  <pic:nvPicPr>
+                    <pic:cNvPr id="1456514466" name=""/>
+                    <pic:cNvPicPr/>
+                  </pic:nvPicPr>
+                  <pic:blipFill>
+                    <a:blip r:embed="rId7"/>
+                    <a:stretch>
+                      <a:fillRect/>
+                    </a:stretch>
+                  </pic:blipFill>
+                  <pic:spPr>
+                    <a:xfrm>
+                      <a:off x="0" y="0"/>
+                      <a:ext cx="5393653" cy="2821026"/>
+                    </a:xfrm>
+                    <a:prstGeom prst="rect">
+                      <a:avLst/>
+                    </a:prstGeom>
+                  </pic:spPr>
+                </pic:pic>
+              </a:graphicData>
+            </a:graphic>
+          </wp:inline>
+        </w:drawing>
+      </w:r>
+    </w:p>
+    <w:p>
+      <w:pPr>
+        <w:pStyle w:val="ListParagraph"/>
+        <w:numPr>
+          <w:ilvl w:val="1"/>
+          <w:numId w:val="1"/>
+        </w:numPr>
+        <w:ind w:leftChars="0"/>
+        <w:rPr>
+          <w:bCs/>
+          <w:sz w:val="22"/>
+        </w:rPr>
+      </w:pPr>
+      <w:r>
+        <w:rPr>
+          <w:rFonts w:hint="eastAsia"/>
+          <w:bCs/>
+          <w:sz w:val="22"/>
+        </w:rPr>
+        <w:t>SceneExport.bat 배치 파일을 실행하면 /resource 폴더에 있는 모든 모델 파일을 중간 파일로 일괄적으로 변환</w:t>
+      </w:r>
+      <w:r>
+        <w:rPr>
+          <w:rFonts w:hint="eastAsia"/>
+          <w:bCs/>
+          <w:sz w:val="22"/>
+        </w:rPr>
+        <w:t>. 파일 변환에 Assimp 라이브러리 사용.</w:t>
+      </w:r>
+    </w:p>
+    <w:p>
+      <w:pPr>
+        <w:pStyle w:val="ListParagraph"/>
+        <w:numPr>
+          <w:ilvl w:val="2"/>
+          <w:numId w:val="1"/>
+        </w:numPr>
+        <w:spacing w:line="240" w:lineRule="auto"/>
+        <w:ind w:leftChars="0"/>
+        <w:rPr>
+          <w:bCs/>
+          <w:sz w:val="22"/>
+        </w:rPr>
+      </w:pPr>
+      <w:r>
+        <w:rPr>
+          <w:rFonts w:hint="eastAsia"/>
+          <w:bCs/>
+          <w:sz w:val="22"/>
+        </w:rPr>
+        <w:t>Static Mesh -&gt; *.yms</w:t>
+      </w:r>
+    </w:p>
+    <w:p>
+      <w:pPr>
+        <w:pStyle w:val="ListParagraph"/>
+        <w:numPr>
+          <w:ilvl w:val="2"/>
+          <w:numId w:val="1"/>
+        </w:numPr>
+        <w:spacing w:line="240" w:lineRule="auto"/>
+        <w:ind w:leftChars="0"/>
+        <w:rPr>
+          <w:bCs/>
+          <w:sz w:val="22"/>
+        </w:rPr>
+      </w:pPr>
+      <w:r>
+        <w:rPr>
+          <w:rFonts w:hint="eastAsia"/>
+          <w:bCs/>
+          <w:sz w:val="22"/>
+        </w:rPr>
+        <w:t xml:space="preserve">Skinned Mesh -&gt; </w:t>
+      </w:r>
+      <w:proofErr w:type="gramStart"/>
+      <w:r>
+        <w:rPr>
+          <w:rFonts w:hint="eastAsia"/>
+          <w:bCs/>
+          <w:sz w:val="22"/>
+        </w:rPr>
+        <w:t>*.yrms</w:t>
+      </w:r>
+      <w:proofErr w:type="gramEnd"/>
+    </w:p>
+    <w:p>
+      <w:pPr>
+        <w:pStyle w:val="ListParagraph"/>
+        <w:numPr>
+          <w:ilvl w:val="2"/>
+          <w:numId w:val="1"/>
+        </w:numPr>
+        <w:spacing w:line="240" w:lineRule="auto"/>
+        <w:ind w:leftChars="0"/>
+        <w:rPr>
+          <w:bCs/>
+          <w:sz w:val="22"/>
+        </w:rPr>
+      </w:pPr>
+      <w:r>
+        <w:rPr>
+          <w:rFonts w:hint="eastAsia"/>
+          <w:bCs/>
+          <w:sz w:val="22"/>
+        </w:rPr>
+        <w:t>Animation Clip -&gt; *.yac</w:t>
+      </w:r>
+    </w:p>
+    <w:p>
+      <w:pPr>
+        <w:pStyle w:val="ListParagraph"/>
+        <w:numPr>
+          <w:ilvl w:val="1"/>
+          <w:numId w:val="1"/>
+        </w:numPr>
+        <w:spacing w:line="240" w:lineRule="auto"/>
+        <w:ind w:leftChars="0"/>
+        <w:rPr>
+          <w:rFonts w:hint="eastAsia"/>
+          <w:bCs/>
+          <w:sz w:val="22"/>
+        </w:rPr>
+      </w:pPr>
+      <w:r>
+        <w:rPr>
+          <w:rFonts w:hint="eastAsia"/>
+          <w:bCs/>
+          <w:sz w:val="22"/>
+        </w:rPr>
+        <w:t>클라이언트 엔진 프레임워크에서 위의 확장자를 읽어서 해당 확장자에 맞는 객체 생성. 사용자가 참조하여 렌더링에 활용 가능</w:t>
+      </w:r>
+      <w:r>
+        <w:rPr>
+          <w:bCs/>
+          <w:sz w:val="22"/>
+        </w:rPr>
+        <w:br/>
+      </w:r>
+    </w:p>
+    <w:p>
+      <w:pPr>
+        <w:pStyle w:val="ListParagraph"/>
         <w:numPr>
           <w:ilvl w:val="0"/>
           <w:numId w:val="1"/>
@@ -741,30 +935,12 @@
           <w:bCs/>
           <w:sz w:val="22"/>
         </w:rPr>
-        <w:t xml:space="preserve">김나현: </w:t>
-      </w:r>
-      <w:proofErr w:type="spellStart"/>
-      <w:r>
-        <w:rPr>
-          <w:rFonts w:hint="eastAsia"/>
-          <w:bCs/>
-          <w:sz w:val="22"/>
-        </w:rPr>
-        <w:t>bodypaint</w:t>
-      </w:r>
-      <w:proofErr w:type="spellEnd"/>
-      <w:r>
-        <w:rPr>
-          <w:rFonts w:hint="eastAsia"/>
-          <w:bCs/>
-          <w:sz w:val="22"/>
-        </w:rPr>
-        <w:t>를 이용하여 사제 캐릭터 텍스처링 진행</w:t>
+        <w:t>김나현: bodypaint를 이용하여 사제 캐릭터 텍스처링 진행</w:t>
       </w:r>
     </w:p>
     <w:p>
       <w:pPr>
-        <w:pStyle w:val="a3"/>
+        <w:pStyle w:val="ListParagraph"/>
         <w:ind w:leftChars="0" w:left="720"/>
         <w:rPr>
           <w:bCs/>
@@ -796,7 +972,7 @@
         </w:rPr>
         <w:lastRenderedPageBreak/>
         <w:drawing>
-          <wp:inline distT="0" distB="0" distL="180" distR="180" wp14:anchorId="6A11ABAA" wp14:editId="47DB218E">
+          <wp:inline distT="0" distB="0" distL="180" distR="180" wp14:anchorId="6A11ABAA" wp14:editId="3823D080">
             <wp:extent cx="2470961" cy="3636073"/>
             <wp:effectExtent l="0" t="0" r="0" b="0"/>
             <wp:docPr id="1033" name="shape1033"/>
@@ -809,7 +985,7 @@
                     <pic:cNvPicPr/>
                   </pic:nvPicPr>
                   <pic:blipFill>
-                    <a:blip r:embed="rId6" cstate="print">
+                    <a:blip r:embed="rId8" cstate="print">
                       <a:extLst>
                         <a:ext uri="{28A0092B-C50C-407E-A947-70E740481C1C}">
                           <a14:useLocalDpi xmlns:a14="http://schemas.microsoft.com/office/drawing/2010/main" val="0"/>
@@ -844,7 +1020,7 @@
           <w:sz w:val="22"/>
         </w:rPr>
         <w:drawing>
-          <wp:inline distT="0" distB="0" distL="180" distR="180" wp14:anchorId="11C7DA84" wp14:editId="3768BB03">
+          <wp:inline distT="0" distB="0" distL="180" distR="180" wp14:anchorId="11C7DA84" wp14:editId="40FCAA73">
             <wp:extent cx="2672244" cy="3613888"/>
             <wp:effectExtent l="0" t="0" r="0" b="0"/>
             <wp:docPr id="1034" name="shape1034"/>
@@ -857,7 +1033,7 @@
                     <pic:cNvPicPr/>
                   </pic:nvPicPr>
                   <pic:blipFill>
-                    <a:blip r:embed="rId7" cstate="print">
+                    <a:blip r:embed="rId9" cstate="print">
                       <a:extLst>
                         <a:ext uri="{28A0092B-C50C-407E-A947-70E740481C1C}">
                           <a14:useLocalDpi xmlns:a14="http://schemas.microsoft.com/office/drawing/2010/main" val="0"/>
@@ -905,7 +1081,7 @@
                     <pic:cNvPicPr/>
                   </pic:nvPicPr>
                   <pic:blipFill>
-                    <a:blip r:embed="rId8">
+                    <a:blip r:embed="rId10">
                       <a:extLst>
                         <a:ext uri="{28A0092B-C50C-407E-A947-70E740481C1C}">
                           <a14:useLocalDpi xmlns:a14="http://schemas.microsoft.com/office/drawing/2010/main" val="0"/>
@@ -948,7 +1124,6 @@
         </w:rPr>
         <w:t xml:space="preserve">* </w:t>
       </w:r>
-      <w:proofErr w:type="spellStart"/>
       <w:proofErr w:type="gramStart"/>
       <w:r>
         <w:rPr>
@@ -958,7 +1133,6 @@
         </w:rPr>
         <w:t>gouraud</w:t>
       </w:r>
-      <w:proofErr w:type="spellEnd"/>
       <w:proofErr w:type="gramEnd"/>
       <w:r>
         <w:rPr>
@@ -1709,7 +1883,7 @@
     <w:lsdException w:name="Unresolved Mention" w:semiHidden="1" w:unhideWhenUsed="1"/>
     <w:lsdException w:name="Smart Link" w:semiHidden="1" w:unhideWhenUsed="1"/>
   </w:latentStyles>
-  <w:style w:type="paragraph" w:default="1" w:styleId="a">
+  <w:style w:type="paragraph" w:default="1" w:styleId="Normal">
     <w:name w:val="Normal"/>
     <w:qFormat/>
     <w:pPr>
@@ -1719,13 +1893,13 @@
       <w:autoSpaceDN w:val="0"/>
     </w:pPr>
   </w:style>
-  <w:style w:type="character" w:default="1" w:styleId="a0">
+  <w:style w:type="character" w:default="1" w:styleId="DefaultParagraphFont">
     <w:name w:val="Default Paragraph Font"/>
     <w:uiPriority w:val="1"/>
     <w:semiHidden/>
     <w:unhideWhenUsed/>
   </w:style>
-  <w:style w:type="table" w:default="1" w:styleId="a1">
+  <w:style w:type="table" w:default="1" w:styleId="TableNormal">
     <w:name w:val="Normal Table"/>
     <w:uiPriority w:val="99"/>
     <w:semiHidden/>
@@ -1740,7 +1914,7 @@
       </w:tblCellMar>
     </w:tblPr>
   </w:style>
-  <w:style w:type="numbering" w:default="1" w:styleId="a2">
+  <w:style w:type="numbering" w:default="1" w:styleId="NoList">
     <w:name w:val="No List"/>
     <w:uiPriority w:val="99"/>
     <w:semiHidden/>
@@ -1748,7 +1922,7 @@
   </w:style>
   <w:style w:type="table" w:customStyle="1" w:styleId="1">
     <w:name w:val="표 구분선1"/>
-    <w:basedOn w:val="a1"/>
+    <w:basedOn w:val="TableNormal"/>
     <w:uiPriority w:val="39"/>
     <w:pPr>
       <w:spacing w:after="0" w:line="240" w:lineRule="auto"/>
@@ -1764,19 +1938,19 @@
       </w:tblBorders>
     </w:tblPr>
   </w:style>
-  <w:style w:type="paragraph" w:styleId="a3">
+  <w:style w:type="paragraph" w:styleId="ListParagraph">
     <w:name w:val="List Paragraph"/>
-    <w:basedOn w:val="a"/>
+    <w:basedOn w:val="Normal"/>
     <w:uiPriority w:val="34"/>
     <w:qFormat/>
     <w:pPr>
       <w:ind w:leftChars="400" w:left="800"/>
     </w:pPr>
   </w:style>
-  <w:style w:type="paragraph" w:styleId="a4">
+  <w:style w:type="paragraph" w:styleId="Header">
     <w:name w:val="header"/>
-    <w:basedOn w:val="a"/>
-    <w:link w:val="Char"/>
+    <w:basedOn w:val="Normal"/>
+    <w:link w:val="HeaderChar"/>
     <w:uiPriority w:val="99"/>
     <w:unhideWhenUsed/>
     <w:pPr>
@@ -1787,16 +1961,16 @@
       <w:snapToGrid w:val="0"/>
     </w:pPr>
   </w:style>
-  <w:style w:type="character" w:customStyle="1" w:styleId="Char">
-    <w:name w:val="머리글 Char"/>
-    <w:basedOn w:val="a0"/>
-    <w:link w:val="a4"/>
+  <w:style w:type="character" w:customStyle="1" w:styleId="HeaderChar">
+    <w:name w:val="Header Char"/>
+    <w:basedOn w:val="DefaultParagraphFont"/>
+    <w:link w:val="Header"/>
     <w:uiPriority w:val="99"/>
   </w:style>
-  <w:style w:type="paragraph" w:styleId="a5">
+  <w:style w:type="paragraph" w:styleId="Footer">
     <w:name w:val="footer"/>
-    <w:basedOn w:val="a"/>
-    <w:link w:val="Char0"/>
+    <w:basedOn w:val="Normal"/>
+    <w:link w:val="FooterChar"/>
     <w:uiPriority w:val="99"/>
     <w:unhideWhenUsed/>
     <w:pPr>
@@ -1807,15 +1981,15 @@
       <w:snapToGrid w:val="0"/>
     </w:pPr>
   </w:style>
-  <w:style w:type="character" w:customStyle="1" w:styleId="Char0">
-    <w:name w:val="바닥글 Char"/>
-    <w:basedOn w:val="a0"/>
-    <w:link w:val="a5"/>
+  <w:style w:type="character" w:customStyle="1" w:styleId="FooterChar">
+    <w:name w:val="Footer Char"/>
+    <w:basedOn w:val="DefaultParagraphFont"/>
+    <w:link w:val="Footer"/>
     <w:uiPriority w:val="99"/>
   </w:style>
   <w:style w:type="table" w:customStyle="1" w:styleId="2">
     <w:name w:val="표 구분선2"/>
-    <w:basedOn w:val="a1"/>
+    <w:basedOn w:val="TableNormal"/>
     <w:pPr>
       <w:spacing w:after="0" w:line="240" w:lineRule="auto"/>
     </w:pPr>
@@ -1830,9 +2004,9 @@
       </w:tblBorders>
     </w:tblPr>
   </w:style>
-  <w:style w:type="character" w:styleId="a6">
+  <w:style w:type="character" w:styleId="Hyperlink">
     <w:name w:val="Hyperlink"/>
-    <w:basedOn w:val="a0"/>
+    <w:basedOn w:val="DefaultParagraphFont"/>
     <w:unhideWhenUsed/>
     <w:rPr>
       <w:color w:val="0563C1"/>
@@ -1841,7 +2015,7 @@
   </w:style>
   <w:style w:type="character" w:customStyle="1" w:styleId="10">
     <w:name w:val="확인되지 않은 멘션1"/>
-    <w:basedOn w:val="a0"/>
+    <w:basedOn w:val="DefaultParagraphFont"/>
     <w:semiHidden/>
     <w:unhideWhenUsed/>
     <w:rPr>
